--- a/zht/docx/03.19.content.docx
+++ b/zht/docx/03.19.content.docx
@@ -453,7 +453,7 @@
       <w:r>
         <w:drawing>
           <wp:inline xmlns:a="http://schemas.openxmlformats.org/drawingml/2006/main" xmlns:pic="http://schemas.openxmlformats.org/drawingml/2006/picture">
-            <wp:extent cx="1463040" cy="1170432"/>
+            <wp:extent cx="6096000" cy="4876800"/>
             <wp:docPr id="1" name="Picture 1"/>
             <wp:cNvGraphicFramePr>
               <a:graphicFrameLocks noChangeAspect="1"/>
@@ -474,7 +474,7 @@
                   <pic:spPr>
                     <a:xfrm>
                       <a:off x="0" y="0"/>
-                      <a:ext cx="1463040" cy="1170432"/>
+                      <a:ext cx="6096000" cy="4876800"/>
                     </a:xfrm>
                     <a:prstGeom prst="rect"/>
                   </pic:spPr>
@@ -520,7 +520,7 @@
       <w:r>
         <w:drawing>
           <wp:inline xmlns:a="http://schemas.openxmlformats.org/drawingml/2006/main" xmlns:pic="http://schemas.openxmlformats.org/drawingml/2006/picture">
-            <wp:extent cx="1463040" cy="746301"/>
+            <wp:extent cx="6096000" cy="3109590"/>
             <wp:docPr id="2" name="Picture 2"/>
             <wp:cNvGraphicFramePr>
               <a:graphicFrameLocks noChangeAspect="1"/>
@@ -541,7 +541,7 @@
                   <pic:spPr>
                     <a:xfrm>
                       <a:off x="0" y="0"/>
-                      <a:ext cx="1463040" cy="746301"/>
+                      <a:ext cx="6096000" cy="3109590"/>
                     </a:xfrm>
                     <a:prstGeom prst="rect"/>
                   </pic:spPr>
